--- a/05_Docs/Report_Group3.docx
+++ b/05_Docs/Report_Group3.docx
@@ -3487,11 +3487,7 @@
         <w:spacing w:after="100" w:line="360" w:lineRule="auto"/>
       </w:pPr>
       <w:r>
-        <w:t xml:space="preserve">Hình 2.1: Sơ đồ ERD tổng thể hệ thống (15 thực thể, 18 quan </w:t>
-      </w:r>
-      <w:proofErr w:type="gramStart"/>
-      <w:r>
-        <w:t>hệ)</w:t>
+        <w:t xml:space="preserve">Hình 2.1: Sơ đồ ERD tổng thể hệ thống </w:t>
       </w:r>
       <w:r>
         <w:rPr>
@@ -3501,18 +3497,7 @@
           <w:sz w:val="24"/>
           <w:szCs w:val="24"/>
         </w:rPr>
-        <w:t xml:space="preserve">  [</w:t>
-      </w:r>
-      <w:proofErr w:type="gramEnd"/>
-      <w:r>
-        <w:rPr>
-          <w:i/>
-          <w:iCs/>
-          <w:color w:val="888888"/>
-          <w:sz w:val="24"/>
-          <w:szCs w:val="24"/>
-        </w:rPr>
-        <w:t>CẦN BỔ SUNG - số trang]</w:t>
+        <w:t>[CẦN BỔ SUNG - số trang]</w:t>
       </w:r>
     </w:p>
     <w:p>
@@ -3928,7 +3913,13 @@
         <w:t>15 thực thể, 18 quan hệ</w:t>
       </w:r>
       <w:r>
-        <w:t>, xử lý đúng vòng phụ thuộc khóa ngoại giữa PhongBan và NhanVien.</w:t>
+        <w:t xml:space="preserve">, xử lý đúng vòng phụ thuộc khóa ngoại </w:t>
+      </w:r>
+      <w:r>
+        <w:t>giữa</w:t>
+      </w:r>
+      <w:r>
+        <w:t xml:space="preserve"> PhongBan và NhanVien.</w:t>
       </w:r>
     </w:p>
     <w:p>
@@ -4235,24 +4226,24 @@
         <w:pStyle w:val="ListParagraph"/>
       </w:pPr>
       <w:r>
+        <w:t xml:space="preserve">Chương 5: Kiểm thử và đánh giá kết quả </w:t>
+      </w:r>
+      <w:r>
+        <w:t>-</w:t>
+      </w:r>
+      <w:r>
+        <w:t xml:space="preserve"> </w:t>
+      </w:r>
+      <w:r>
+        <w:t>Kết quả kiểm thử, đánh giá hiệu năng và hướng phát triển.</w:t>
+      </w:r>
+    </w:p>
+    <w:p>
+      <w:pPr>
+        <w:spacing w:line="360" w:lineRule="auto"/>
+      </w:pPr>
+      <w:r>
         <w:lastRenderedPageBreak/>
-        <w:t xml:space="preserve">Chương 5: Kiểm thử và đánh giá kết quả </w:t>
-      </w:r>
-      <w:r>
-        <w:t>-</w:t>
-      </w:r>
-      <w:r>
-        <w:t xml:space="preserve"> </w:t>
-      </w:r>
-      <w:r>
-        <w:t>Kết quả kiểm thử, đánh giá hiệu năng và hướng phát triển.</w:t>
-      </w:r>
-    </w:p>
-    <w:p>
-      <w:pPr>
-        <w:spacing w:line="360" w:lineRule="auto"/>
-      </w:pPr>
-      <w:r>
         <w:br w:type="page"/>
       </w:r>
     </w:p>
@@ -5353,95 +5344,70 @@
     </w:p>
     <w:p>
       <w:pPr>
-        <w:pBdr>
-          <w:left w:val="single" w:sz="12" w:space="0" w:color="F9A825"/>
-        </w:pBdr>
-        <w:shd w:val="clear" w:color="auto" w:fill="FFFDE7"/>
-        <w:spacing w:before="120" w:after="120" w:line="360" w:lineRule="auto"/>
-        <w:ind w:left="360"/>
-      </w:pPr>
-      <w:r>
-        <w:rPr>
-          <w:rFonts w:ascii="Segoe UI Symbol" w:hAnsi="Segoe UI Symbol" w:cs="Segoe UI Symbol"/>
-          <w:i/>
-          <w:iCs/>
-          <w:color w:val="B8860B"/>
-          <w:sz w:val="24"/>
-          <w:szCs w:val="24"/>
-        </w:rPr>
-        <w:t>📌</w:t>
-      </w:r>
-      <w:r>
-        <w:rPr>
-          <w:i/>
-          <w:iCs/>
-          <w:color w:val="B8860B"/>
-          <w:sz w:val="24"/>
-          <w:szCs w:val="24"/>
-        </w:rPr>
-        <w:t xml:space="preserve"> [CẦN BỔ SUNG: Hình 2.1 </w:t>
-      </w:r>
-      <w:r>
-        <w:rPr>
-          <w:i/>
-          <w:iCs/>
-          <w:color w:val="B8860B"/>
-          <w:sz w:val="24"/>
-          <w:szCs w:val="24"/>
-        </w:rPr>
-        <w:t>-</w:t>
-      </w:r>
-      <w:r>
-        <w:rPr>
-          <w:i/>
-          <w:iCs/>
-          <w:color w:val="B8860B"/>
-          <w:sz w:val="24"/>
-          <w:szCs w:val="24"/>
-        </w:rPr>
-        <w:t>Chụp màn hình ERD_</w:t>
-      </w:r>
-      <w:proofErr w:type="gramStart"/>
-      <w:r>
-        <w:rPr>
-          <w:i/>
-          <w:iCs/>
-          <w:color w:val="B8860B"/>
-          <w:sz w:val="24"/>
-          <w:szCs w:val="24"/>
-        </w:rPr>
-        <w:t>diagram.drawio</w:t>
-      </w:r>
-      <w:proofErr w:type="gramEnd"/>
-      <w:r>
-        <w:rPr>
-          <w:i/>
-          <w:iCs/>
-          <w:color w:val="B8860B"/>
-          <w:sz w:val="24"/>
-          <w:szCs w:val="24"/>
-        </w:rPr>
-        <w:t xml:space="preserve"> mở trên app.diagrams.net hoặc draw.io Desktop, hiển thị đầy đủ </w:t>
-      </w:r>
-      <w:r>
-        <w:rPr>
-          <w:i/>
-          <w:iCs/>
-          <w:color w:val="B8860B"/>
-          <w:sz w:val="24"/>
-          <w:szCs w:val="24"/>
-        </w:rPr>
-        <w:t>18 bảng</w:t>
-      </w:r>
-      <w:r>
-        <w:rPr>
-          <w:i/>
-          <w:iCs/>
-          <w:color w:val="B8860B"/>
-          <w:sz w:val="24"/>
-          <w:szCs w:val="24"/>
-        </w:rPr>
-        <w:t xml:space="preserve"> màu sắc phân loại và 18 đường crow's foot]</w:t>
+        <w:jc w:val="center"/>
+      </w:pPr>
+      <w:r>
+        <w:rPr>
+          <w:noProof/>
+        </w:rPr>
+        <w:drawing>
+          <wp:inline distT="0" distB="0" distL="0" distR="0">
+            <wp:extent cx="5760085" cy="6275070"/>
+            <wp:effectExtent l="0" t="0" r="0" b="0"/>
+            <wp:docPr id="3" name="Picture 3"/>
+            <wp:cNvGraphicFramePr>
+              <a:graphicFrameLocks xmlns:a="http://schemas.openxmlformats.org/drawingml/2006/main" noChangeAspect="1"/>
+            </wp:cNvGraphicFramePr>
+            <a:graphic xmlns:a="http://schemas.openxmlformats.org/drawingml/2006/main">
+              <a:graphicData uri="http://schemas.openxmlformats.org/drawingml/2006/picture">
+                <pic:pic xmlns:pic="http://schemas.openxmlformats.org/drawingml/2006/picture">
+                  <pic:nvPicPr>
+                    <pic:cNvPr id="3" name="ERD_diagram.drawio.png"/>
+                    <pic:cNvPicPr/>
+                  </pic:nvPicPr>
+                  <pic:blipFill>
+                    <a:blip r:embed="rId10" cstate="print">
+                      <a:extLst>
+                        <a:ext uri="{BEBA8EAE-BF5A-486C-A8C5-ECC9F3942E4B}">
+                          <a14:imgProps xmlns:a14="http://schemas.microsoft.com/office/drawing/2010/main">
+                            <a14:imgLayer r:embed="rId11">
+                              <a14:imgEffect>
+                                <a14:sharpenSoften amount="25000"/>
+                              </a14:imgEffect>
+                            </a14:imgLayer>
+                          </a14:imgProps>
+                        </a:ext>
+                        <a:ext uri="{28A0092B-C50C-407E-A947-70E740481C1C}">
+                          <a14:useLocalDpi xmlns:a14="http://schemas.microsoft.com/office/drawing/2010/main" val="0"/>
+                        </a:ext>
+                      </a:extLst>
+                    </a:blip>
+                    <a:stretch>
+                      <a:fillRect/>
+                    </a:stretch>
+                  </pic:blipFill>
+                  <pic:spPr>
+                    <a:xfrm>
+                      <a:off x="0" y="0"/>
+                      <a:ext cx="5760085" cy="6275070"/>
+                    </a:xfrm>
+                    <a:prstGeom prst="rect">
+                      <a:avLst/>
+                    </a:prstGeom>
+                  </pic:spPr>
+                </pic:pic>
+              </a:graphicData>
+            </a:graphic>
+          </wp:inline>
+        </w:drawing>
+      </w:r>
+    </w:p>
+    <w:p>
+      <w:pPr>
+        <w:pStyle w:val="tittlehnh"/>
+      </w:pPr>
+      <w:r>
+        <w:t>Hình 2.1: Sơ đồ ERD tổng thể hệ thống</w:t>
       </w:r>
     </w:p>
     <w:p>
@@ -5452,6 +5418,8 @@
       <w:r>
         <w:t>Các thực thể được phân loại thành 5 nhóm theo chức năng:</w:t>
       </w:r>
+      <w:bookmarkStart w:id="22" w:name="_GoBack"/>
+      <w:bookmarkEnd w:id="22"/>
     </w:p>
     <w:p>
       <w:pPr>
@@ -5486,6 +5454,7 @@
         <w:pStyle w:val="ListParagraph"/>
       </w:pPr>
       <w:r>
+        <w:lastRenderedPageBreak/>
         <w:t>Bảng nghiệp vụ/Transaction (màu vàng): HopDong, LuongCoBan, ChamCong, NghiPhep, BangLuong, ChiTietLuong, KhauTru, ThueTNCN.</w:t>
       </w:r>
     </w:p>
@@ -5515,11 +5484,11 @@
       <w:pPr>
         <w:pStyle w:val="Heading3"/>
       </w:pPr>
-      <w:bookmarkStart w:id="22" w:name="_Toc232971143"/>
+      <w:bookmarkStart w:id="23" w:name="_Toc232971143"/>
       <w:r>
         <w:t>2.2.2 Mô tả các bảng dữ liệu chính</w:t>
       </w:r>
-      <w:bookmarkEnd w:id="22"/>
+      <w:bookmarkEnd w:id="23"/>
     </w:p>
     <w:tbl>
       <w:tblPr>
@@ -6000,7 +5969,6 @@
               <w:spacing w:line="360" w:lineRule="auto"/>
             </w:pPr>
             <w:r>
-              <w:lastRenderedPageBreak/>
               <w:t>LuongCoBan</w:t>
             </w:r>
           </w:p>
@@ -6416,6 +6384,7 @@
               <w:spacing w:line="360" w:lineRule="auto"/>
             </w:pPr>
             <w:r>
+              <w:lastRenderedPageBreak/>
               <w:t>BangLuong</w:t>
             </w:r>
           </w:p>
@@ -6909,11 +6878,11 @@
       <w:pPr>
         <w:pStyle w:val="Heading3"/>
       </w:pPr>
-      <w:bookmarkStart w:id="23" w:name="_Toc232971144"/>
+      <w:bookmarkStart w:id="24" w:name="_Toc232971144"/>
       <w:r>
         <w:t>2.2.3 Các ràng buộc nghiệp vụ quan trọng</w:t>
       </w:r>
-      <w:bookmarkEnd w:id="23"/>
+      <w:bookmarkEnd w:id="24"/>
     </w:p>
     <w:p>
       <w:pPr>
@@ -6928,65 +6897,65 @@
         <w:pStyle w:val="ListParagraph"/>
       </w:pPr>
       <w:r>
+        <w:t xml:space="preserve">BR-05: Mỗi nhân viên chỉ có 1 hợp đồng đang hiệu lực </w:t>
+      </w:r>
+      <w:r>
+        <w:t>-</w:t>
+      </w:r>
+      <w:r>
+        <w:t>thực thi bằng BEFORE INSERT Trigger kiểm tra TrangThai='A'.</w:t>
+      </w:r>
+    </w:p>
+    <w:p>
+      <w:pPr>
+        <w:pStyle w:val="ListParagraph"/>
+      </w:pPr>
+      <w:r>
+        <w:t>BR-07: Hợp đồng thử việc (MaLoaiHD=1): TiLeBHXH=0%, không đóng bảo hiểm; BHXH_NLD = 0.</w:t>
+      </w:r>
+    </w:p>
+    <w:p>
+      <w:pPr>
+        <w:pStyle w:val="ListParagraph"/>
+      </w:pPr>
+      <w:r>
+        <w:t>BR-09: Trạng thái chấm công chỉ nhận 7 giá trị: DL, WFH, CX, NP, OM, KP, NG.</w:t>
+      </w:r>
+    </w:p>
+    <w:p>
+      <w:pPr>
+        <w:pStyle w:val="ListParagraph"/>
+      </w:pPr>
+      <w:r>
+        <w:t xml:space="preserve">BR-11: Không được chấm công ngày tương lai </w:t>
+      </w:r>
+      <w:r>
+        <w:t>-</w:t>
+      </w:r>
+      <w:r>
+        <w:t>thực thi bằng BEFORE INSERT Trigger.</w:t>
+      </w:r>
+    </w:p>
+    <w:p>
+      <w:pPr>
+        <w:pStyle w:val="ListParagraph"/>
+      </w:pPr>
+      <w:r>
+        <w:t xml:space="preserve">BR-12: Hệ số tăng ca: 1.5x ngày thường, 2.0x cuối tuần, 3.0x ngày lễ </w:t>
+      </w:r>
+      <w:r>
+        <w:t>-</w:t>
+      </w:r>
+      <w:r>
+        <w:t>Trigger tự động xác định.</w:t>
+      </w:r>
+    </w:p>
+    <w:p>
+      <w:pPr>
+        <w:pStyle w:val="ListParagraph"/>
+      </w:pPr>
+      <w:r>
         <w:lastRenderedPageBreak/>
-        <w:t xml:space="preserve">BR-05: Mỗi nhân viên chỉ có 1 hợp đồng đang hiệu lực </w:t>
-      </w:r>
-      <w:r>
-        <w:t>-</w:t>
-      </w:r>
-      <w:r>
-        <w:t>thực thi bằng BEFORE INSERT Trigger kiểm tra TrangThai='A'.</w:t>
-      </w:r>
-    </w:p>
-    <w:p>
-      <w:pPr>
-        <w:pStyle w:val="ListParagraph"/>
-      </w:pPr>
-      <w:r>
-        <w:t>BR-07: Hợp đồng thử việc (MaLoaiHD=1): TiLeBHXH=0%, không đóng bảo hiểm; BHXH_NLD = 0.</w:t>
-      </w:r>
-    </w:p>
-    <w:p>
-      <w:pPr>
-        <w:pStyle w:val="ListParagraph"/>
-      </w:pPr>
-      <w:r>
-        <w:t>BR-09: Trạng thái chấm công chỉ nhận 7 giá trị: DL, WFH, CX, NP, OM, KP, NG.</w:t>
-      </w:r>
-    </w:p>
-    <w:p>
-      <w:pPr>
-        <w:pStyle w:val="ListParagraph"/>
-      </w:pPr>
-      <w:r>
-        <w:t xml:space="preserve">BR-11: Không được chấm công ngày tương lai </w:t>
-      </w:r>
-      <w:r>
-        <w:t>-</w:t>
-      </w:r>
-      <w:r>
-        <w:t>thực thi bằng BEFORE INSERT Trigger.</w:t>
-      </w:r>
-    </w:p>
-    <w:p>
-      <w:pPr>
-        <w:pStyle w:val="ListParagraph"/>
-      </w:pPr>
-      <w:r>
-        <w:t xml:space="preserve">BR-12: Hệ số tăng ca: 1.5x ngày thường, 2.0x cuối tuần, 3.0x ngày lễ </w:t>
-      </w:r>
-      <w:r>
-        <w:t>-</w:t>
-      </w:r>
-      <w:r>
-        <w:t>Trigger tự động xác định.</w:t>
-      </w:r>
-    </w:p>
-    <w:p>
-      <w:pPr>
-        <w:pStyle w:val="ListParagraph"/>
-      </w:pPr>
-      <w:r>
         <w:t>BR-14: BangLuong ở trạng thái C/P/L (Confirmed/Paid/Locked): không cho phép sửa/xóa số liệu tài chính.</w:t>
       </w:r>
     </w:p>
@@ -6995,11 +6964,11 @@
         <w:pStyle w:val="Heading2"/>
         <w:spacing w:line="360" w:lineRule="auto"/>
       </w:pPr>
-      <w:bookmarkStart w:id="24" w:name="_Toc232971145"/>
+      <w:bookmarkStart w:id="25" w:name="_Toc232971145"/>
       <w:r>
         <w:t>2.3 Thiết kế chỉ mục (Index Strategy)</w:t>
       </w:r>
-      <w:bookmarkEnd w:id="24"/>
+      <w:bookmarkEnd w:id="25"/>
     </w:p>
     <w:p>
       <w:pPr>
@@ -7067,23 +7036,23 @@
         <w:pStyle w:val="Heading1"/>
         <w:spacing w:line="360" w:lineRule="auto"/>
       </w:pPr>
-      <w:bookmarkStart w:id="25" w:name="_Toc232971146"/>
+      <w:bookmarkStart w:id="26" w:name="_Toc232971146"/>
       <w:r>
         <w:lastRenderedPageBreak/>
         <w:t>CHƯƠNG 3: XÂY DỰNG CƠ SỞ DỮ LIỆU MySQL</w:t>
       </w:r>
-      <w:bookmarkEnd w:id="25"/>
+      <w:bookmarkEnd w:id="26"/>
     </w:p>
     <w:p>
       <w:pPr>
         <w:pStyle w:val="Heading2"/>
         <w:spacing w:line="360" w:lineRule="auto"/>
       </w:pPr>
-      <w:bookmarkStart w:id="26" w:name="_Toc232971147"/>
+      <w:bookmarkStart w:id="27" w:name="_Toc232971147"/>
       <w:r>
         <w:t>3.1 Môi trường triển khai</w:t>
       </w:r>
-      <w:bookmarkEnd w:id="26"/>
+      <w:bookmarkEnd w:id="27"/>
     </w:p>
     <w:p>
       <w:pPr>
@@ -7151,8 +7120,11 @@
         <w:spacing w:line="360" w:lineRule="auto"/>
         <w:jc w:val="center"/>
       </w:pPr>
-      <w:bookmarkStart w:id="27" w:name="_Toc232971148"/>
-      <w:r>
+      <w:bookmarkStart w:id="28" w:name="_Toc232971148"/>
+      <w:r>
+        <w:rPr>
+          <w:noProof/>
+        </w:rPr>
         <w:drawing>
           <wp:inline distT="0" distB="0" distL="0" distR="0" wp14:anchorId="0597DAA7" wp14:editId="48B6B8F5">
             <wp:extent cx="5760085" cy="3238500"/>
@@ -7169,7 +7141,7 @@
                     <pic:cNvPicPr/>
                   </pic:nvPicPr>
                   <pic:blipFill>
-                    <a:blip r:embed="rId10"/>
+                    <a:blip r:embed="rId12"/>
                     <a:stretch>
                       <a:fillRect/>
                     </a:stretch>
@@ -7206,7 +7178,7 @@
       <w:r>
         <w:t>3.2 Xây dựng cấu trúc dữ liệu (DDL)</w:t>
       </w:r>
-      <w:bookmarkEnd w:id="27"/>
+      <w:bookmarkEnd w:id="28"/>
     </w:p>
     <w:p>
       <w:pPr>
@@ -7332,14 +7304,14 @@
         <w:pStyle w:val="Heading2"/>
         <w:spacing w:line="360" w:lineRule="auto"/>
       </w:pPr>
-      <w:bookmarkStart w:id="28" w:name="_Toc232971149"/>
+      <w:bookmarkStart w:id="29" w:name="_Toc232971149"/>
       <w:r>
         <w:t>3.3 Danh sách</w:t>
       </w:r>
       <w:r>
         <w:t xml:space="preserve"> Functions</w:t>
       </w:r>
-      <w:bookmarkEnd w:id="28"/>
+      <w:bookmarkEnd w:id="29"/>
     </w:p>
     <w:p>
       <w:pPr>
@@ -7356,14 +7328,14 @@
       <w:pPr>
         <w:pStyle w:val="Heading3"/>
       </w:pPr>
-      <w:bookmarkStart w:id="29" w:name="_Toc232943518"/>
+      <w:bookmarkStart w:id="30" w:name="_Toc232943518"/>
       <w:r>
         <w:t>3.3.1 Nhóm thuế thu nhập cá nhân</w:t>
       </w:r>
       <w:r>
         <w:t xml:space="preserve"> (fn_TinhThueTNCN.sql)</w:t>
       </w:r>
-      <w:bookmarkEnd w:id="29"/>
+      <w:bookmarkEnd w:id="30"/>
     </w:p>
     <w:p>
       <w:pPr>
@@ -7376,13 +7348,7 @@
         <w:rPr>
           <w:b/>
         </w:rPr>
-        <w:t xml:space="preserve">Hàm </w:t>
-      </w:r>
-      <w:r>
-        <w:rPr>
-          <w:b/>
-        </w:rPr>
-        <w:t>fn_TinhThueTNCN_Scalar</w:t>
+        <w:t>Hàm fn_TinhThueTNCN_Scalar</w:t>
       </w:r>
     </w:p>
     <w:p>
@@ -7665,11 +7631,11 @@
       <w:pPr>
         <w:pStyle w:val="Heading3"/>
       </w:pPr>
-      <w:bookmarkStart w:id="30" w:name="_Toc232943519"/>
+      <w:bookmarkStart w:id="31" w:name="_Toc232943519"/>
       <w:r>
         <w:t>3.3.2 Nhóm Bảo Hiểm Xã Hội (fn_TinhBHXH.sql)</w:t>
       </w:r>
-      <w:bookmarkEnd w:id="30"/>
+      <w:bookmarkEnd w:id="31"/>
     </w:p>
     <w:tbl>
       <w:tblPr>
@@ -7928,14 +7894,14 @@
       <w:pPr>
         <w:pStyle w:val="Heading3"/>
       </w:pPr>
-      <w:bookmarkStart w:id="31" w:name="_Toc232943520"/>
+      <w:bookmarkStart w:id="32" w:name="_Toc232943520"/>
       <w:r>
         <w:t>3.3.3</w:t>
       </w:r>
       <w:r>
         <w:t xml:space="preserve"> Nhóm Ngày Công (fn_SoNgayLamViec.sql)</w:t>
       </w:r>
-      <w:bookmarkEnd w:id="31"/>
+      <w:bookmarkEnd w:id="32"/>
     </w:p>
     <w:tbl>
       <w:tblPr>
@@ -8347,7 +8313,7 @@
       <w:pPr>
         <w:pStyle w:val="Heading3"/>
       </w:pPr>
-      <w:bookmarkStart w:id="32" w:name="_Toc232943521"/>
+      <w:bookmarkStart w:id="33" w:name="_Toc232943521"/>
       <w:r>
         <w:t>3.3.</w:t>
       </w:r>
@@ -8357,7 +8323,7 @@
       <w:r>
         <w:t xml:space="preserve"> Nhóm Thâm Niên (fn_TinhThamNien.sql)</w:t>
       </w:r>
-      <w:bookmarkEnd w:id="32"/>
+      <w:bookmarkEnd w:id="33"/>
     </w:p>
     <w:tbl>
       <w:tblPr>
@@ -10690,7 +10656,7 @@
         <w:pStyle w:val="Heading2"/>
         <w:spacing w:line="360" w:lineRule="auto"/>
       </w:pPr>
-      <w:bookmarkStart w:id="33" w:name="_Toc232971150"/>
+      <w:bookmarkStart w:id="34" w:name="_Toc232971150"/>
       <w:r>
         <w:t xml:space="preserve">3.4 </w:t>
       </w:r>
@@ -10707,11 +10673,11 @@
       <w:pPr>
         <w:pStyle w:val="Heading3"/>
       </w:pPr>
-      <w:bookmarkStart w:id="34" w:name="_Toc232943512"/>
+      <w:bookmarkStart w:id="35" w:name="_Toc232943512"/>
       <w:r>
         <w:t>3.4.1 Nhóm Tính Lương</w:t>
       </w:r>
-      <w:bookmarkEnd w:id="34"/>
+      <w:bookmarkEnd w:id="35"/>
     </w:p>
     <w:tbl>
       <w:tblPr>
@@ -10977,11 +10943,11 @@
       <w:pPr>
         <w:pStyle w:val="Heading3"/>
       </w:pPr>
-      <w:bookmarkStart w:id="35" w:name="_Toc232943513"/>
+      <w:bookmarkStart w:id="36" w:name="_Toc232943513"/>
       <w:r>
         <w:t>3.4.2 Nhóm Tạo Bảng Lương &amp; Báo cáo Lương</w:t>
       </w:r>
-      <w:bookmarkEnd w:id="35"/>
+      <w:bookmarkEnd w:id="36"/>
     </w:p>
     <w:tbl>
       <w:tblPr>
@@ -11323,11 +11289,11 @@
       <w:pPr>
         <w:pStyle w:val="Heading3"/>
       </w:pPr>
-      <w:bookmarkStart w:id="36" w:name="_Toc232943514"/>
+      <w:bookmarkStart w:id="37" w:name="_Toc232943514"/>
       <w:r>
         <w:t>3.4.3 Nhóm Chấm Công</w:t>
       </w:r>
-      <w:bookmarkEnd w:id="36"/>
+      <w:bookmarkEnd w:id="37"/>
     </w:p>
     <w:tbl>
       <w:tblPr>
@@ -11669,14 +11635,14 @@
       <w:pPr>
         <w:pStyle w:val="Heading3"/>
       </w:pPr>
-      <w:bookmarkStart w:id="37" w:name="_Toc232943515"/>
+      <w:bookmarkStart w:id="38" w:name="_Toc232943515"/>
       <w:r>
         <w:t>3.</w:t>
       </w:r>
       <w:r>
         <w:t>4.4 Nhóm Báo Cáo Nhân Sự</w:t>
       </w:r>
-      <w:bookmarkEnd w:id="37"/>
+      <w:bookmarkEnd w:id="38"/>
     </w:p>
     <w:tbl>
       <w:tblPr>
@@ -12023,14 +11989,14 @@
       <w:pPr>
         <w:pStyle w:val="Heading3"/>
       </w:pPr>
-      <w:bookmarkStart w:id="38" w:name="_Toc232943516"/>
+      <w:bookmarkStart w:id="39" w:name="_Toc232943516"/>
       <w:r>
         <w:t>3.</w:t>
       </w:r>
       <w:r>
         <w:t>4.5 Nhóm Quản Lý Vòng Đời Nhân Sự</w:t>
       </w:r>
-      <w:bookmarkEnd w:id="38"/>
+      <w:bookmarkEnd w:id="39"/>
     </w:p>
     <w:tbl>
       <w:tblPr>
@@ -12248,7 +12214,7 @@
       <w:r>
         <w:t>Pipeline 8 Bước</w:t>
       </w:r>
-      <w:bookmarkEnd w:id="33"/>
+      <w:bookmarkEnd w:id="34"/>
     </w:p>
     <w:p>
       <w:pPr>
@@ -12711,7 +12677,7 @@
       <w:pPr>
         <w:pStyle w:val="Heading2"/>
       </w:pPr>
-      <w:bookmarkStart w:id="39" w:name="_Toc232971153"/>
+      <w:bookmarkStart w:id="40" w:name="_Toc232971153"/>
       <w:r>
         <w:t>3.5</w:t>
       </w:r>
@@ -12734,12 +12700,12 @@
       <w:pPr>
         <w:pStyle w:val="Heading3"/>
       </w:pPr>
-      <w:bookmarkStart w:id="40" w:name="_Toc232943523"/>
+      <w:bookmarkStart w:id="41" w:name="_Toc232943523"/>
       <w:r>
         <w:lastRenderedPageBreak/>
         <w:t>3.5.1 Nhóm Audit Hợp Đồng (trg_LogHopDong.sql)</w:t>
       </w:r>
-      <w:bookmarkEnd w:id="40"/>
+      <w:bookmarkEnd w:id="41"/>
     </w:p>
     <w:tbl>
       <w:tblPr>
@@ -13298,11 +13264,11 @@
       <w:pPr>
         <w:pStyle w:val="Heading3"/>
       </w:pPr>
-      <w:bookmarkStart w:id="41" w:name="_Toc232943524"/>
+      <w:bookmarkStart w:id="42" w:name="_Toc232943524"/>
       <w:r>
         <w:t>3.5.2 Nhóm Audit &amp; Bảo vệ Bảng Lương (trg_LogLuong.sql)</w:t>
       </w:r>
-      <w:bookmarkEnd w:id="41"/>
+      <w:bookmarkEnd w:id="42"/>
     </w:p>
     <w:tbl>
       <w:tblPr>
@@ -13790,12 +13756,12 @@
       <w:pPr>
         <w:pStyle w:val="Heading3"/>
       </w:pPr>
-      <w:bookmarkStart w:id="42" w:name="_Toc232943525"/>
+      <w:bookmarkStart w:id="43" w:name="_Toc232943525"/>
       <w:r>
         <w:lastRenderedPageBreak/>
         <w:t>3.5.3 Nhóm Kiểm Tra Chấm Công (trg_KiemTraChamCong.sql)</w:t>
       </w:r>
-      <w:bookmarkEnd w:id="42"/>
+      <w:bookmarkEnd w:id="43"/>
     </w:p>
     <w:tbl>
       <w:tblPr>
@@ -14066,11 +14032,11 @@
       <w:pPr>
         <w:pStyle w:val="Heading3"/>
       </w:pPr>
-      <w:bookmarkStart w:id="43" w:name="_Toc232943526"/>
+      <w:bookmarkStart w:id="44" w:name="_Toc232943526"/>
       <w:r>
         <w:t>3.5.4. Nhóm Lương Cơ Bản (trg_LuongCoBan_CheckOneCurrent.sql)</w:t>
       </w:r>
-      <w:bookmarkEnd w:id="43"/>
+      <w:bookmarkEnd w:id="44"/>
     </w:p>
     <w:tbl>
       <w:tblPr>
@@ -14341,11 +14307,11 @@
       <w:pPr>
         <w:pStyle w:val="Heading3"/>
       </w:pPr>
-      <w:bookmarkStart w:id="44" w:name="_Toc232943527"/>
+      <w:bookmarkStart w:id="45" w:name="_Toc232943527"/>
       <w:r>
         <w:t>3.5.5 Nhóm Nghỉ Phép (trg_NghiPhep_CheckOverlap.sql)</w:t>
       </w:r>
-      <w:bookmarkEnd w:id="44"/>
+      <w:bookmarkEnd w:id="45"/>
     </w:p>
     <w:tbl>
       <w:tblPr>
@@ -14617,11 +14583,11 @@
       <w:pPr>
         <w:pStyle w:val="Heading3"/>
       </w:pPr>
-      <w:bookmarkStart w:id="45" w:name="_Toc232943528"/>
+      <w:bookmarkStart w:id="46" w:name="_Toc232943528"/>
       <w:r>
         <w:t>3.5.6 Nhóm Khấu Trừ (trg_KhauTru_Validate.sql)</w:t>
       </w:r>
-      <w:bookmarkEnd w:id="45"/>
+      <w:bookmarkEnd w:id="46"/>
     </w:p>
     <w:tbl>
       <w:tblPr>
@@ -14897,11 +14863,11 @@
       <w:pPr>
         <w:pStyle w:val="Heading3"/>
       </w:pPr>
-      <w:bookmarkStart w:id="46" w:name="_Toc232943529"/>
+      <w:bookmarkStart w:id="47" w:name="_Toc232943529"/>
       <w:r>
         <w:t>3.5.7 Nhóm Kiểm Tra Tuổi Nhân Viên (trg_NhanVien_CheckTuoi.sql)</w:t>
       </w:r>
-      <w:bookmarkEnd w:id="46"/>
+      <w:bookmarkEnd w:id="47"/>
     </w:p>
     <w:tbl>
       <w:tblPr>
@@ -15183,7 +15149,7 @@
       <w:r>
         <w:t>Hệ thống Audit và Bảo vệ Dữ liệu</w:t>
       </w:r>
-      <w:bookmarkEnd w:id="39"/>
+      <w:bookmarkEnd w:id="40"/>
     </w:p>
     <w:p>
       <w:pPr>
@@ -15264,7 +15230,7 @@
       <w:pPr>
         <w:pStyle w:val="Heading2"/>
       </w:pPr>
-      <w:bookmarkStart w:id="47" w:name="_Toc232971154"/>
+      <w:bookmarkStart w:id="48" w:name="_Toc232971154"/>
       <w:r>
         <w:t>3.</w:t>
       </w:r>
@@ -15280,20 +15246,14 @@
       <w:r>
         <w:t>Views</w:t>
       </w:r>
-      <w:bookmarkEnd w:id="47"/>
+      <w:bookmarkEnd w:id="48"/>
     </w:p>
     <w:p>
       <w:pPr>
         <w:pStyle w:val="body"/>
       </w:pPr>
       <w:r>
-        <w:t>Hệ thống định nghĩa 7</w:t>
-      </w:r>
-      <w:r>
-        <w:t xml:space="preserve"> Views phục vụ mục đích báo cáo và dashboard. Các View không ghi dữ liệu, chỉ cung cấp tầng trừu tượng hóa cho truy vấn phức tạp, giúp Frontend và báo cáo không cần viết JOIN phức tạp trực tiếp.</w:t>
-      </w:r>
-      <w:r>
-        <w:t xml:space="preserve"> T</w:t>
+        <w:t>Hệ thống định nghĩa 7 Views phục vụ mục đích báo cáo và dashboard. Các View không ghi dữ liệu, chỉ cung cấp tầng trừu tượng hóa cho truy vấn phức tạp, giúp Frontend và báo cáo không cần viết JOIN phức tạp trực tiếp. T</w:t>
       </w:r>
       <w:r>
         <w:t>rong đó có 2 Views sử dụng Window Functions (RANK, PERCENT_RANK, PERCENTILE_CONT) yêu cầu MySQL 8.0+.</w:t>
@@ -15686,14 +15646,14 @@
         <w:pStyle w:val="Heading2"/>
         <w:spacing w:line="360" w:lineRule="auto"/>
       </w:pPr>
-      <w:bookmarkStart w:id="48" w:name="_Toc232971155"/>
+      <w:bookmarkStart w:id="49" w:name="_Toc232971155"/>
       <w:r>
         <w:t>3.7</w:t>
       </w:r>
       <w:r>
         <w:t xml:space="preserve"> Dữ liệu mẫu</w:t>
       </w:r>
-      <w:bookmarkEnd w:id="48"/>
+      <w:bookmarkEnd w:id="49"/>
     </w:p>
     <w:p>
       <w:pPr>
@@ -15753,23 +15713,23 @@
       <w:pPr>
         <w:pStyle w:val="Heading1"/>
       </w:pPr>
-      <w:bookmarkStart w:id="49" w:name="_Toc232971156"/>
+      <w:bookmarkStart w:id="50" w:name="_Toc232971156"/>
       <w:r>
         <w:lastRenderedPageBreak/>
         <w:t>CHƯƠNG 4: GIAO TÁC VÀ KIỂM SOÁT ĐỒNG THỜI</w:t>
       </w:r>
-      <w:bookmarkEnd w:id="49"/>
+      <w:bookmarkEnd w:id="50"/>
     </w:p>
     <w:p>
       <w:pPr>
         <w:pStyle w:val="Heading2"/>
         <w:spacing w:line="360" w:lineRule="auto"/>
       </w:pPr>
-      <w:bookmarkStart w:id="50" w:name="_Toc232971157"/>
+      <w:bookmarkStart w:id="51" w:name="_Toc232971157"/>
       <w:r>
         <w:t>4.1 Giao tác (Transactions)</w:t>
       </w:r>
-      <w:bookmarkEnd w:id="50"/>
+      <w:bookmarkEnd w:id="51"/>
     </w:p>
     <w:p>
       <w:pPr>
@@ -15783,11 +15743,11 @@
       <w:pPr>
         <w:pStyle w:val="Heading3"/>
       </w:pPr>
-      <w:bookmarkStart w:id="51" w:name="_Toc232971158"/>
+      <w:bookmarkStart w:id="52" w:name="_Toc232971158"/>
       <w:r>
         <w:t>4.1.1 Danh sách các giao tác chính</w:t>
       </w:r>
-      <w:bookmarkEnd w:id="51"/>
+      <w:bookmarkEnd w:id="52"/>
     </w:p>
     <w:tbl>
       <w:tblPr>
@@ -17093,11 +17053,11 @@
       <w:pPr>
         <w:pStyle w:val="Heading3"/>
       </w:pPr>
-      <w:bookmarkStart w:id="52" w:name="_Toc232971159"/>
+      <w:bookmarkStart w:id="53" w:name="_Toc232971159"/>
       <w:r>
         <w:t>4.1.2 Đặc tính ACID trong hệ thống</w:t>
       </w:r>
-      <w:bookmarkEnd w:id="52"/>
+      <w:bookmarkEnd w:id="53"/>
     </w:p>
     <w:p>
       <w:pPr>
@@ -17162,12 +17122,7 @@
         <w:t xml:space="preserve">Durability (Tính bền vững): </w:t>
       </w:r>
       <w:r>
-        <w:t>Sau khi COMMIT, dữ liệu được ghi xuống đĩa thông qua InnoDB Write-Ahea</w:t>
-      </w:r>
-      <w:bookmarkStart w:id="53" w:name="_GoBack"/>
-      <w:bookmarkEnd w:id="53"/>
-      <w:r>
-        <w:t xml:space="preserve">d Log (WAL / redo log). Bảng lương đã CHỐT không thể sửa hoặc xóa </w:t>
+        <w:t xml:space="preserve">Sau khi COMMIT, dữ liệu được ghi xuống đĩa thông qua InnoDB Write-Ahead Log (WAL / redo log). Bảng lương đã CHỐT không thể sửa hoặc xóa </w:t>
       </w:r>
       <w:r>
         <w:t>-</w:t>
@@ -17626,15 +17581,15 @@
         <w:pStyle w:val="ListParagraph"/>
       </w:pPr>
       <w:r>
+        <w:t>innodb_deadlock_detect = ON: InnoDB tự phát hiện và phá vỡ deadlock, chọn victim có ít undo log nhất.</w:t>
+      </w:r>
+    </w:p>
+    <w:p>
+      <w:pPr>
+        <w:pStyle w:val="ListParagraph"/>
+      </w:pPr>
+      <w:r>
         <w:lastRenderedPageBreak/>
-        <w:t>innodb_deadlock_detect = ON: InnoDB tự phát hiện và phá vỡ deadlock, chọn victim có ít undo log nhất.</w:t>
-      </w:r>
-    </w:p>
-    <w:p>
-      <w:pPr>
-        <w:pStyle w:val="ListParagraph"/>
-      </w:pPr>
-      <w:r>
         <w:t>innodb_lock_wait_timeout = 50: Timeout 50 giây. Nếu deadlock detect thất bại, giao tác chờ quá 50s tự bị hủy.</w:t>
       </w:r>
     </w:p>
@@ -23044,8 +22999,8 @@
     </w:tbl>
     <w:p/>
     <w:sectPr>
-      <w:headerReference w:type="default" r:id="rId11"/>
-      <w:footerReference w:type="default" r:id="rId12"/>
+      <w:headerReference w:type="default" r:id="rId13"/>
+      <w:footerReference w:type="default" r:id="rId14"/>
       <w:pgSz w:w="11906" w:h="16838"/>
       <w:pgMar w:top="1134" w:right="1134" w:bottom="1134" w:left="1701" w:header="709" w:footer="709" w:gutter="0"/>
       <w:cols w:space="720"/>
@@ -23485,7 +23440,7 @@
   <w:abstractNum w:abstractNumId="4" w15:restartNumberingAfterBreak="0">
     <w:nsid w:val="3AE469DA"/>
     <w:multiLevelType w:val="hybridMultilevel"/>
-    <w:tmpl w:val="1322642A"/>
+    <w:tmpl w:val="88C0D774"/>
     <w:lvl w:ilvl="0" w:tplc="04090001">
       <w:start w:val="1"/>
       <w:numFmt w:val="bullet"/>
@@ -23496,7 +23451,7 @@
         <w:ind w:left="1080" w:hanging="360"/>
       </w:pPr>
       <w:rPr>
-        <w:rFonts w:ascii="Symbol" w:hAnsi="Symbol" w:cs="Times New Roman" w:hint="default"/>
+        <w:rFonts w:ascii="Symbol" w:hAnsi="Symbol" w:hint="default"/>
         <w:b w:val="0"/>
         <w:bCs w:val="0"/>
         <w:i w:val="0"/>
@@ -24120,7 +24075,7 @@
   <w:style w:type="paragraph" w:default="1" w:styleId="Normal">
     <w:name w:val="Normal"/>
     <w:qFormat/>
-    <w:rsid w:val="004E036A"/>
+    <w:rsid w:val="00C60D20"/>
   </w:style>
   <w:style w:type="paragraph" w:styleId="Heading1">
     <w:name w:val="heading 1"/>
@@ -24782,7 +24737,7 @@
 </file>
 
 <file path=customXml/itemProps1.xml><?xml version="1.0" encoding="utf-8"?>
-<ds:datastoreItem xmlns:ds="http://schemas.openxmlformats.org/officeDocument/2006/customXml" ds:itemID="{A4D863C2-4430-4505-BA4B-7A0EF4B1D436}">
+<ds:datastoreItem xmlns:ds="http://schemas.openxmlformats.org/officeDocument/2006/customXml" ds:itemID="{18E5108B-A296-4AA1-AAF4-DE18D2D11E7B}">
   <ds:schemaRefs>
     <ds:schemaRef ds:uri="http://schemas.openxmlformats.org/officeDocument/2006/bibliography"/>
   </ds:schemaRefs>

--- a/05_Docs/Report_Group3.docx
+++ b/05_Docs/Report_Group3.docx
@@ -3907,19 +3907,7 @@
       </w:pPr>
       <w:r>
         <w:lastRenderedPageBreak/>
-        <w:t xml:space="preserve">Thiết kế ERD chuẩn 3NF với </w:t>
-      </w:r>
-      <w:r>
-        <w:t>15 thực thể, 18 quan hệ</w:t>
-      </w:r>
-      <w:r>
-        <w:t xml:space="preserve">, xử lý đúng vòng phụ thuộc khóa ngoại </w:t>
-      </w:r>
-      <w:r>
-        <w:t>giữa</w:t>
-      </w:r>
-      <w:r>
-        <w:t xml:space="preserve"> PhongBan và NhanVien.</w:t>
+        <w:t>Thiết kế ERD chuẩn 3NF với 15 thực thể, 18 quan hệ, xử lý đúng vòng phụ thuộc khóa ngoại giữa PhongBan và NhanVien.</w:t>
       </w:r>
     </w:p>
     <w:p>
@@ -4022,6 +4010,8 @@
       <w:r>
         <w:t>Tạo các báo cáo pháp lý: D02-TS (BHXH), mẫu 05/KK-TNCN (quyết toán thuế).</w:t>
       </w:r>
+      <w:bookmarkStart w:id="12" w:name="_GoBack"/>
+      <w:bookmarkEnd w:id="12"/>
     </w:p>
     <w:p>
       <w:pPr>
@@ -4035,11 +4025,11 @@
       <w:pPr>
         <w:pStyle w:val="Heading3"/>
       </w:pPr>
-      <w:bookmarkStart w:id="12" w:name="_Toc232971133"/>
+      <w:bookmarkStart w:id="13" w:name="_Toc232971133"/>
       <w:r>
         <w:t>1.3.2 Phạm vi không bao gồm</w:t>
       </w:r>
-      <w:bookmarkEnd w:id="12"/>
+      <w:bookmarkEnd w:id="13"/>
     </w:p>
     <w:p>
       <w:pPr>
@@ -4079,11 +4069,11 @@
         <w:pStyle w:val="Heading2"/>
         <w:spacing w:line="360" w:lineRule="auto"/>
       </w:pPr>
-      <w:bookmarkStart w:id="13" w:name="_Toc232971134"/>
+      <w:bookmarkStart w:id="14" w:name="_Toc232971134"/>
       <w:r>
         <w:t>1.4 Phương pháp thực hiện</w:t>
       </w:r>
-      <w:bookmarkEnd w:id="13"/>
+      <w:bookmarkEnd w:id="14"/>
     </w:p>
     <w:p>
       <w:pPr>
@@ -4138,11 +4128,11 @@
         <w:pStyle w:val="Heading2"/>
         <w:spacing w:line="360" w:lineRule="auto"/>
       </w:pPr>
-      <w:bookmarkStart w:id="14" w:name="_Toc232971135"/>
+      <w:bookmarkStart w:id="15" w:name="_Toc232971135"/>
       <w:r>
         <w:t>1.5 Cấu trúc báo cáo</w:t>
       </w:r>
-      <w:bookmarkEnd w:id="14"/>
+      <w:bookmarkEnd w:id="15"/>
     </w:p>
     <w:p>
       <w:pPr>
@@ -4226,6 +4216,7 @@
         <w:pStyle w:val="ListParagraph"/>
       </w:pPr>
       <w:r>
+        <w:lastRenderedPageBreak/>
         <w:t xml:space="preserve">Chương 5: Kiểm thử và đánh giá kết quả </w:t>
       </w:r>
       <w:r>
@@ -4243,7 +4234,6 @@
         <w:spacing w:line="360" w:lineRule="auto"/>
       </w:pPr>
       <w:r>
-        <w:lastRenderedPageBreak/>
         <w:br w:type="page"/>
       </w:r>
     </w:p>
@@ -4252,33 +4242,33 @@
         <w:pStyle w:val="Heading1"/>
         <w:spacing w:line="360" w:lineRule="auto"/>
       </w:pPr>
-      <w:bookmarkStart w:id="15" w:name="_Toc232971136"/>
+      <w:bookmarkStart w:id="16" w:name="_Toc232971136"/>
       <w:r>
         <w:lastRenderedPageBreak/>
         <w:t>CHƯƠNG 2: PHÂN TÍCH VÀ THIẾT KẾ HỆ THỐNG</w:t>
       </w:r>
-      <w:bookmarkEnd w:id="15"/>
+      <w:bookmarkEnd w:id="16"/>
     </w:p>
     <w:p>
       <w:pPr>
         <w:pStyle w:val="Heading2"/>
         <w:spacing w:line="360" w:lineRule="auto"/>
       </w:pPr>
-      <w:bookmarkStart w:id="16" w:name="_Toc232971137"/>
+      <w:bookmarkStart w:id="17" w:name="_Toc232971137"/>
       <w:r>
         <w:t>2.1 Phân tích yêu cầu hệ thống</w:t>
       </w:r>
-      <w:bookmarkEnd w:id="16"/>
+      <w:bookmarkEnd w:id="17"/>
     </w:p>
     <w:p>
       <w:pPr>
         <w:pStyle w:val="Heading3"/>
       </w:pPr>
-      <w:bookmarkStart w:id="17" w:name="_Toc232971138"/>
+      <w:bookmarkStart w:id="18" w:name="_Toc232971138"/>
       <w:r>
         <w:t>2.1.1 Quy trình nghiệp vụ nhân sự</w:t>
       </w:r>
-      <w:bookmarkEnd w:id="17"/>
+      <w:bookmarkEnd w:id="18"/>
     </w:p>
     <w:p>
       <w:pPr>
@@ -4334,11 +4324,11 @@
       <w:pPr>
         <w:pStyle w:val="Heading3"/>
       </w:pPr>
-      <w:bookmarkStart w:id="18" w:name="_Toc232971139"/>
+      <w:bookmarkStart w:id="19" w:name="_Toc232971139"/>
       <w:r>
         <w:t>2.1.2 Yêu cầu chức năng</w:t>
       </w:r>
-      <w:bookmarkEnd w:id="18"/>
+      <w:bookmarkEnd w:id="19"/>
     </w:p>
     <w:p>
       <w:pPr>
@@ -5234,11 +5224,11 @@
       <w:pPr>
         <w:pStyle w:val="Heading3"/>
       </w:pPr>
-      <w:bookmarkStart w:id="19" w:name="_Toc232971140"/>
+      <w:bookmarkStart w:id="20" w:name="_Toc232971140"/>
       <w:r>
         <w:t>2.1.3 Yêu cầu phi chức năng</w:t>
       </w:r>
-      <w:bookmarkEnd w:id="19"/>
+      <w:bookmarkEnd w:id="20"/>
     </w:p>
     <w:p>
       <w:pPr>
@@ -5299,21 +5289,21 @@
         <w:pStyle w:val="Heading2"/>
         <w:spacing w:line="360" w:lineRule="auto"/>
       </w:pPr>
-      <w:bookmarkStart w:id="20" w:name="_Toc232971141"/>
+      <w:bookmarkStart w:id="21" w:name="_Toc232971141"/>
       <w:r>
         <w:t>2.2 Thiết kế cơ sở dữ liệu</w:t>
       </w:r>
-      <w:bookmarkEnd w:id="20"/>
+      <w:bookmarkEnd w:id="21"/>
     </w:p>
     <w:p>
       <w:pPr>
         <w:pStyle w:val="Heading3"/>
       </w:pPr>
-      <w:bookmarkStart w:id="21" w:name="_Toc232971142"/>
+      <w:bookmarkStart w:id="22" w:name="_Toc232971142"/>
       <w:r>
         <w:t>2.2.1 Sơ đồ thực thể quan hệ (ERD)</w:t>
       </w:r>
-      <w:bookmarkEnd w:id="21"/>
+      <w:bookmarkEnd w:id="22"/>
     </w:p>
     <w:p>
       <w:pPr>
@@ -5351,7 +5341,7 @@
           <w:noProof/>
         </w:rPr>
         <w:drawing>
-          <wp:inline distT="0" distB="0" distL="0" distR="0">
+          <wp:inline distT="0" distB="0" distL="0" distR="0" wp14:anchorId="2C851AEE" wp14:editId="0966E598">
             <wp:extent cx="5760085" cy="6275070"/>
             <wp:effectExtent l="0" t="0" r="0" b="0"/>
             <wp:docPr id="3" name="Picture 3"/>
@@ -5418,8 +5408,6 @@
       <w:r>
         <w:t>Các thực thể được phân loại thành 5 nhóm theo chức năng:</w:t>
       </w:r>
-      <w:bookmarkStart w:id="22" w:name="_GoBack"/>
-      <w:bookmarkEnd w:id="22"/>
     </w:p>
     <w:p>
       <w:pPr>
@@ -7126,7 +7114,7 @@
           <w:noProof/>
         </w:rPr>
         <w:drawing>
-          <wp:inline distT="0" distB="0" distL="0" distR="0" wp14:anchorId="0597DAA7" wp14:editId="48B6B8F5">
+          <wp:inline distT="0" distB="0" distL="0" distR="0" wp14:anchorId="4B82B67C" wp14:editId="709F8AB6">
             <wp:extent cx="5760085" cy="3238500"/>
             <wp:effectExtent l="0" t="0" r="0" b="0"/>
             <wp:docPr id="5" name="Picture 5"/>
@@ -17581,6 +17569,7 @@
         <w:pStyle w:val="ListParagraph"/>
       </w:pPr>
       <w:r>
+        <w:lastRenderedPageBreak/>
         <w:t>innodb_deadlock_detect = ON: InnoDB tự phát hiện và phá vỡ deadlock, chọn victim có ít undo log nhất.</w:t>
       </w:r>
     </w:p>
@@ -17589,7 +17578,6 @@
         <w:pStyle w:val="ListParagraph"/>
       </w:pPr>
       <w:r>
-        <w:lastRenderedPageBreak/>
         <w:t>innodb_lock_wait_timeout = 50: Timeout 50 giây. Nếu deadlock detect thất bại, giao tác chờ quá 50s tự bị hủy.</w:t>
       </w:r>
     </w:p>
@@ -23438,13 +23426,126 @@
     </w:lvl>
   </w:abstractNum>
   <w:abstractNum w:abstractNumId="4" w15:restartNumberingAfterBreak="0">
+    <w:nsid w:val="2F3E08AF"/>
+    <w:multiLevelType w:val="hybridMultilevel"/>
+    <w:tmpl w:val="25548668"/>
+    <w:lvl w:ilvl="0" w:tplc="AA1EC7E2">
+      <w:start w:val="1"/>
+      <w:numFmt w:val="bullet"/>
+      <w:pStyle w:val="ListParagraph"/>
+      <w:lvlText w:val=""/>
+      <w:lvlJc w:val="left"/>
+      <w:pPr>
+        <w:ind w:left="1440" w:hanging="360"/>
+      </w:pPr>
+      <w:rPr>
+        <w:rFonts w:ascii="Symbol" w:hAnsi="Symbol" w:hint="default"/>
+      </w:rPr>
+    </w:lvl>
+    <w:lvl w:ilvl="1" w:tplc="04090003" w:tentative="1">
+      <w:start w:val="1"/>
+      <w:numFmt w:val="bullet"/>
+      <w:lvlText w:val="o"/>
+      <w:lvlJc w:val="left"/>
+      <w:pPr>
+        <w:ind w:left="2160" w:hanging="360"/>
+      </w:pPr>
+      <w:rPr>
+        <w:rFonts w:ascii="Courier New" w:hAnsi="Courier New" w:cs="Courier New" w:hint="default"/>
+      </w:rPr>
+    </w:lvl>
+    <w:lvl w:ilvl="2" w:tplc="04090005" w:tentative="1">
+      <w:start w:val="1"/>
+      <w:numFmt w:val="bullet"/>
+      <w:lvlText w:val=""/>
+      <w:lvlJc w:val="left"/>
+      <w:pPr>
+        <w:ind w:left="2880" w:hanging="360"/>
+      </w:pPr>
+      <w:rPr>
+        <w:rFonts w:ascii="Wingdings" w:hAnsi="Wingdings" w:hint="default"/>
+      </w:rPr>
+    </w:lvl>
+    <w:lvl w:ilvl="3" w:tplc="04090001" w:tentative="1">
+      <w:start w:val="1"/>
+      <w:numFmt w:val="bullet"/>
+      <w:lvlText w:val=""/>
+      <w:lvlJc w:val="left"/>
+      <w:pPr>
+        <w:ind w:left="3600" w:hanging="360"/>
+      </w:pPr>
+      <w:rPr>
+        <w:rFonts w:ascii="Symbol" w:hAnsi="Symbol" w:hint="default"/>
+      </w:rPr>
+    </w:lvl>
+    <w:lvl w:ilvl="4" w:tplc="04090003" w:tentative="1">
+      <w:start w:val="1"/>
+      <w:numFmt w:val="bullet"/>
+      <w:lvlText w:val="o"/>
+      <w:lvlJc w:val="left"/>
+      <w:pPr>
+        <w:ind w:left="4320" w:hanging="360"/>
+      </w:pPr>
+      <w:rPr>
+        <w:rFonts w:ascii="Courier New" w:hAnsi="Courier New" w:cs="Courier New" w:hint="default"/>
+      </w:rPr>
+    </w:lvl>
+    <w:lvl w:ilvl="5" w:tplc="04090005" w:tentative="1">
+      <w:start w:val="1"/>
+      <w:numFmt w:val="bullet"/>
+      <w:lvlText w:val=""/>
+      <w:lvlJc w:val="left"/>
+      <w:pPr>
+        <w:ind w:left="5040" w:hanging="360"/>
+      </w:pPr>
+      <w:rPr>
+        <w:rFonts w:ascii="Wingdings" w:hAnsi="Wingdings" w:hint="default"/>
+      </w:rPr>
+    </w:lvl>
+    <w:lvl w:ilvl="6" w:tplc="04090001" w:tentative="1">
+      <w:start w:val="1"/>
+      <w:numFmt w:val="bullet"/>
+      <w:lvlText w:val=""/>
+      <w:lvlJc w:val="left"/>
+      <w:pPr>
+        <w:ind w:left="5760" w:hanging="360"/>
+      </w:pPr>
+      <w:rPr>
+        <w:rFonts w:ascii="Symbol" w:hAnsi="Symbol" w:hint="default"/>
+      </w:rPr>
+    </w:lvl>
+    <w:lvl w:ilvl="7" w:tplc="04090003" w:tentative="1">
+      <w:start w:val="1"/>
+      <w:numFmt w:val="bullet"/>
+      <w:lvlText w:val="o"/>
+      <w:lvlJc w:val="left"/>
+      <w:pPr>
+        <w:ind w:left="6480" w:hanging="360"/>
+      </w:pPr>
+      <w:rPr>
+        <w:rFonts w:ascii="Courier New" w:hAnsi="Courier New" w:cs="Courier New" w:hint="default"/>
+      </w:rPr>
+    </w:lvl>
+    <w:lvl w:ilvl="8" w:tplc="04090005" w:tentative="1">
+      <w:start w:val="1"/>
+      <w:numFmt w:val="bullet"/>
+      <w:lvlText w:val=""/>
+      <w:lvlJc w:val="left"/>
+      <w:pPr>
+        <w:ind w:left="7200" w:hanging="360"/>
+      </w:pPr>
+      <w:rPr>
+        <w:rFonts w:ascii="Wingdings" w:hAnsi="Wingdings" w:hint="default"/>
+      </w:rPr>
+    </w:lvl>
+  </w:abstractNum>
+  <w:abstractNum w:abstractNumId="5" w15:restartNumberingAfterBreak="0">
     <w:nsid w:val="3AE469DA"/>
     <w:multiLevelType w:val="hybridMultilevel"/>
     <w:tmpl w:val="88C0D774"/>
     <w:lvl w:ilvl="0" w:tplc="04090001">
       <w:start w:val="1"/>
       <w:numFmt w:val="bullet"/>
-      <w:pStyle w:val="ListParagraph"/>
       <w:lvlText w:val=""/>
       <w:lvlJc w:val="left"/>
       <w:pPr>
@@ -23605,7 +23706,7 @@
       </w:rPr>
     </w:lvl>
   </w:abstractNum>
-  <w:abstractNum w:abstractNumId="5" w15:restartNumberingAfterBreak="0">
+  <w:abstractNum w:abstractNumId="6" w15:restartNumberingAfterBreak="0">
     <w:nsid w:val="4EEB51B4"/>
     <w:multiLevelType w:val="hybridMultilevel"/>
     <w:tmpl w:val="D518729C"/>
@@ -23666,7 +23767,7 @@
     </w:lvlOverride>
   </w:num>
   <w:num w:numId="2">
-    <w:abstractNumId w:val="5"/>
+    <w:abstractNumId w:val="6"/>
     <w:lvlOverride w:ilvl="0">
       <w:startOverride w:val="1"/>
     </w:lvlOverride>
@@ -23675,12 +23776,15 @@
     <w:abstractNumId w:val="1"/>
   </w:num>
   <w:num w:numId="4">
-    <w:abstractNumId w:val="5"/>
+    <w:abstractNumId w:val="6"/>
   </w:num>
   <w:num w:numId="5">
     <w:abstractNumId w:val="2"/>
   </w:num>
   <w:num w:numId="6">
+    <w:abstractNumId w:val="5"/>
+  </w:num>
+  <w:num w:numId="7">
     <w:abstractNumId w:val="4"/>
   </w:num>
 </w:numbering>
@@ -24212,12 +24316,13 @@
   <w:style w:type="paragraph" w:styleId="ListParagraph">
     <w:name w:val="List Paragraph"/>
     <w:qFormat/>
-    <w:rsid w:val="009E7D76"/>
+    <w:rsid w:val="00703E40"/>
     <w:pPr>
       <w:numPr>
-        <w:numId w:val="6"/>
+        <w:numId w:val="7"/>
       </w:numPr>
       <w:spacing w:after="80" w:line="360" w:lineRule="auto"/>
+      <w:ind w:left="1134"/>
       <w:jc w:val="both"/>
     </w:pPr>
   </w:style>
@@ -24737,7 +24842,7 @@
 </file>
 
 <file path=customXml/itemProps1.xml><?xml version="1.0" encoding="utf-8"?>
-<ds:datastoreItem xmlns:ds="http://schemas.openxmlformats.org/officeDocument/2006/customXml" ds:itemID="{18E5108B-A296-4AA1-AAF4-DE18D2D11E7B}">
+<ds:datastoreItem xmlns:ds="http://schemas.openxmlformats.org/officeDocument/2006/customXml" ds:itemID="{B5202C57-4C54-47CE-9780-4EFCBDC00793}">
   <ds:schemaRefs>
     <ds:schemaRef ds:uri="http://schemas.openxmlformats.org/officeDocument/2006/bibliography"/>
   </ds:schemaRefs>
